--- a/projects/ciszubot/docs/docx/INFORMATION.docx
+++ b/projects/ciszubot/docs/docx/INFORMATION.docx
@@ -2,45 +2,51 @@
 <file path=word/document.xml><?xml version="1.0" encoding="utf-8"?>
 <w:document xmlns:w="http://schemas.openxmlformats.org/wordprocessingml/2006/main" xmlns:m="http://schemas.openxmlformats.org/officeDocument/2006/math" xmlns:r="http://schemas.openxmlformats.org/officeDocument/2006/relationships" xmlns:o="urn:schemas-microsoft-com:office:office" xmlns:v="urn:schemas-microsoft-com:vml" xmlns:w10="urn:schemas-microsoft-com:office:word" xmlns:a="http://schemas.openxmlformats.org/drawingml/2006/main" xmlns:pic="http://schemas.openxmlformats.org/drawingml/2006/picture" xmlns:wp="http://schemas.openxmlformats.org/drawingml/2006/wordprocessingDrawing">
   <w:body>
-    <w:bookmarkStart w:id="9" w:name="ciszubot---información-técnica"/>
-    <w:p>
-      <w:pPr>
-        <w:pStyle w:val="Heading1"/>
-      </w:pPr>
-      <w:r>
-        <w:t xml:space="preserve">CISZUBOT - INFORMACIÓN TÉCNICA</w:t>
-      </w:r>
-    </w:p>
     <w:p>
       <w:pPr>
         <w:pStyle w:val="FirstParagraph"/>
       </w:pPr>
       <w:r>
-        <w:t xml:space="preserve">ID: INFORMATION</w:t>
-      </w:r>
-      <w:r>
-        <w:t xml:space="preserve"> </w:t>
-      </w:r>
-      <w:r>
-        <w:t xml:space="preserve">VER: 2.5.5</w:t>
-      </w:r>
-      <w:r>
-        <w:t xml:space="preserve"> </w:t>
-      </w:r>
-      <w:r>
-        <w:t xml:space="preserve">DATE: 2026-09-18</w:t>
-      </w:r>
-      <w:r>
-        <w:t xml:space="preserve"> </w:t>
-      </w:r>
-      <w:r>
-        <w:t xml:space="preserve">———————————————–</w:t>
-      </w:r>
-      <w:r>
-        <w:t xml:space="preserve"> </w:t>
-      </w:r>
-      <w:r>
-        <w:t xml:space="preserve">Detalles técnicos del bot de Discord CiszuBot.</w:t>
+        <w:t xml:space="preserve">CISZUBOT - DOCUMENTACIÓN OFICIAL</w:t>
+      </w:r>
+      <w:r>
+        <w:t xml:space="preserve"> </w:t>
+      </w:r>
+      <w:r>
+        <w:t xml:space="preserve">Nombre: INFORMATION</w:t>
+      </w:r>
+      <w:r>
+        <w:t xml:space="preserve"> </w:t>
+      </w:r>
+      <w:r>
+        <w:t xml:space="preserve">Versión: 2.5.5</w:t>
+      </w:r>
+      <w:r>
+        <w:t xml:space="preserve"> </w:t>
+      </w:r>
+      <w:r>
+        <w:t xml:space="preserve">Actualización: 2026-09-18</w:t>
+      </w:r>
+      <w:r>
+        <w:t xml:space="preserve"> </w:t>
+      </w:r>
+      <w:r>
+        <w:t xml:space="preserve">Identificador: INFORMATION_V2.5.5_2026_09_18_ciszubot</w:t>
+      </w:r>
+    </w:p>
+    <w:p>
+      <w:r>
+        <w:pict>
+          <v:rect style="width:0;height:1.5pt" o:hralign="center" o:hrstd="t" o:hr="t"/>
+        </w:pict>
+      </w:r>
+    </w:p>
+    <w:p>
+      <w:pPr>
+        <w:pStyle w:val="FirstParagraph"/>
+      </w:pPr>
+      <w:r>
+        <w:t xml:space="preserve">DETALLES TÉCNICOS DEL BOT DE DISCORD CISZUBOT.</w:t>
       </w:r>
     </w:p>
     <w:p>
@@ -52,7 +58,7 @@
         </w:numPr>
       </w:pPr>
       <w:r>
-        <w:t xml:space="preserve">ARQUITECTURA: Node.js + Discord.js v14 con comandos slash y prefijo cz!.</w:t>
+        <w:t xml:space="preserve">ARQUITECTURA: NODE.JS + DISCORD.JS V14 CON COMANDOS SLASH Y PREFIJO CZ!.</w:t>
       </w:r>
     </w:p>
     <w:p>
@@ -64,7 +70,7 @@
         </w:numPr>
       </w:pPr>
       <w:r>
-        <w:t xml:space="preserve">COMANDOS: 12 comandos organizados en información, utilidad, diversión y sociales.</w:t>
+        <w:t xml:space="preserve">COMANDOS: 12 COMANDOS ORGANIZADOS EN INFORMACIÓN, UTILIDAD, DIVERSIÓN Y SOCIALES.</w:t>
       </w:r>
     </w:p>
     <w:p>
@@ -76,7 +82,7 @@
         </w:numPr>
       </w:pPr>
       <w:r>
-        <w:t xml:space="preserve">EMBEDS: Paleta de colores índigo y violeta con formato profesional.</w:t>
+        <w:t xml:space="preserve">EMBEDS: PALETA DE COLORES ÍNDIGO Y VIOLETA CON FORMATO PROFESIONAL.</w:t>
       </w:r>
     </w:p>
     <w:p>
@@ -88,14 +94,7 @@
         </w:numPr>
       </w:pPr>
       <w:r>
-        <w:t xml:space="preserve">PANEL: Dashboard Express con estadísticas en vivo y logs de actividad.</w:t>
-      </w:r>
-    </w:p>
-    <w:p>
-      <w:r>
-        <w:pict>
-          <v:rect style="width:0;height:1.5pt" o:hralign="center" o:hrstd="t" o:hr="t"/>
-        </w:pict>
+        <w:t xml:space="preserve">PANEL: DASHBOARD EXPRESS CON ESTADÍSTICAS EN VIVO Y LOGS DE ACTIVIDAD.</w:t>
       </w:r>
     </w:p>
     <w:p>
@@ -103,7 +102,7 @@
         <w:pStyle w:val="FirstParagraph"/>
       </w:pPr>
       <w:r>
-        <w:t xml:space="preserve">Technical details of the CiszuBot Discord bot.</w:t>
+        <w:t xml:space="preserve">Detalles técnicos del bot de Discord CiszuBot.</w:t>
       </w:r>
     </w:p>
     <w:p>
@@ -115,7 +114,7 @@
         </w:numPr>
       </w:pPr>
       <w:r>
-        <w:t xml:space="preserve">ARCHITECTURE: Node.js + Discord.js v14 with slash commands and cz! prefix.</w:t>
+        <w:t xml:space="preserve">ARQUITECTURA: Node.js + Discord.js v14 con comandos slash y prefijo cz!.</w:t>
       </w:r>
     </w:p>
     <w:p>
@@ -127,7 +126,7 @@
         </w:numPr>
       </w:pPr>
       <w:r>
-        <w:t xml:space="preserve">COMMANDS: 12 commands organized into information, utility, fun, and social categories.</w:t>
+        <w:t xml:space="preserve">COMANDOS: 12 comandos organizados en información, utilidad, diversión y sociales.</w:t>
       </w:r>
     </w:p>
     <w:p>
@@ -139,7 +138,7 @@
         </w:numPr>
       </w:pPr>
       <w:r>
-        <w:t xml:space="preserve">EMBEDS: Indigo and violet color palette with professional formatting.</w:t>
+        <w:t xml:space="preserve">EMBEDS: Paleta de colores índigo y violeta con formato profesional.</w:t>
       </w:r>
     </w:p>
     <w:p>
@@ -151,10 +150,563 @@
         </w:numPr>
       </w:pPr>
       <w:r>
+        <w:t xml:space="preserve">PANEL: Dashboard Express con estadísticas en vivo y logs de actividad.</w:t>
+      </w:r>
+    </w:p>
+    <w:p>
+      <w:r>
+        <w:pict>
+          <v:rect style="width:0;height:1.5pt" o:hralign="center" o:hrstd="t" o:hr="t"/>
+        </w:pict>
+      </w:r>
+    </w:p>
+    <w:p>
+      <w:pPr>
+        <w:pStyle w:val="FirstParagraph"/>
+      </w:pPr>
+      <w:r>
+        <w:t xml:space="preserve">TECHNICAL DETAILS OF THE CISZUBOT DISCORD BOT.</w:t>
+      </w:r>
+    </w:p>
+    <w:p>
+      <w:pPr>
+        <w:pStyle w:val="Compact"/>
+        <w:numPr>
+          <w:ilvl w:val="0"/>
+          <w:numId w:val="1003"/>
+        </w:numPr>
+      </w:pPr>
+      <w:r>
+        <w:t xml:space="preserve">ARCHITECTURE: NODE.JS + DISCORD.JS V14 WITH SLASH COMMANDS AND CZ! PREFIX.</w:t>
+      </w:r>
+    </w:p>
+    <w:p>
+      <w:pPr>
+        <w:pStyle w:val="Compact"/>
+        <w:numPr>
+          <w:ilvl w:val="0"/>
+          <w:numId w:val="1003"/>
+        </w:numPr>
+      </w:pPr>
+      <w:r>
+        <w:t xml:space="preserve">COMMANDS: 12 COMMANDS ORGANIZED INTO INFORMATION, UTILITY, FUN, AND SOCIAL CATEGORIES.</w:t>
+      </w:r>
+    </w:p>
+    <w:p>
+      <w:pPr>
+        <w:pStyle w:val="Compact"/>
+        <w:numPr>
+          <w:ilvl w:val="0"/>
+          <w:numId w:val="1003"/>
+        </w:numPr>
+      </w:pPr>
+      <w:r>
+        <w:t xml:space="preserve">EMBEDS: INDIGO AND VIOLET COLOR PALETTE WITH PROFESSIONAL FORMATTING.</w:t>
+      </w:r>
+    </w:p>
+    <w:p>
+      <w:pPr>
+        <w:pStyle w:val="Compact"/>
+        <w:numPr>
+          <w:ilvl w:val="0"/>
+          <w:numId w:val="1003"/>
+        </w:numPr>
+      </w:pPr>
+      <w:r>
+        <w:t xml:space="preserve">PANEL: EXPRESS DASHBOARD WITH LIVE STATISTICS AND ACTIVITY LOGS.</w:t>
+      </w:r>
+    </w:p>
+    <w:p>
+      <w:pPr>
+        <w:pStyle w:val="FirstParagraph"/>
+      </w:pPr>
+      <w:r>
+        <w:t xml:space="preserve">Technical details of the CiszuBot Discord bot.</w:t>
+      </w:r>
+    </w:p>
+    <w:p>
+      <w:pPr>
+        <w:pStyle w:val="Compact"/>
+        <w:numPr>
+          <w:ilvl w:val="0"/>
+          <w:numId w:val="1004"/>
+        </w:numPr>
+      </w:pPr>
+      <w:r>
+        <w:t xml:space="preserve">ARCHITECTURE: Node.js + Discord.js v14 with slash commands and cz! prefix.</w:t>
+      </w:r>
+    </w:p>
+    <w:p>
+      <w:pPr>
+        <w:pStyle w:val="Compact"/>
+        <w:numPr>
+          <w:ilvl w:val="0"/>
+          <w:numId w:val="1004"/>
+        </w:numPr>
+      </w:pPr>
+      <w:r>
+        <w:t xml:space="preserve">COMMANDS: 12 commands organized into information, utility, fun, and social categories.</w:t>
+      </w:r>
+    </w:p>
+    <w:p>
+      <w:pPr>
+        <w:pStyle w:val="Compact"/>
+        <w:numPr>
+          <w:ilvl w:val="0"/>
+          <w:numId w:val="1004"/>
+        </w:numPr>
+      </w:pPr>
+      <w:r>
+        <w:t xml:space="preserve">EMBEDS: Indigo and violet color palette with professional formatting.</w:t>
+      </w:r>
+    </w:p>
+    <w:p>
+      <w:pPr>
+        <w:pStyle w:val="Compact"/>
+        <w:numPr>
+          <w:ilvl w:val="0"/>
+          <w:numId w:val="1004"/>
+        </w:numPr>
+      </w:pPr>
+      <w:r>
         <w:t xml:space="preserve">PANEL: Express dashboard with live statistics and activity logs.</w:t>
       </w:r>
     </w:p>
-    <w:bookmarkEnd w:id="9"/>
+    <w:p>
+      <w:r>
+        <w:pict>
+          <v:rect style="width:0;height:1.5pt" o:hralign="center" o:hrstd="t" o:hr="t"/>
+        </w:pict>
+      </w:r>
+    </w:p>
+    <w:p>
+      <w:pPr>
+        <w:pStyle w:val="FirstParagraph"/>
+      </w:pPr>
+      <w:r>
+        <w:t xml:space="preserve">NUEVAS FUNCIONES / NEW FEATURES (v3.5.0)</w:t>
+      </w:r>
+    </w:p>
+    <w:p>
+      <w:pPr>
+        <w:pStyle w:val="BodyText"/>
+      </w:pPr>
+      <w:r>
+        <w:t xml:space="preserve">[ESPANOL]</w:t>
+      </w:r>
+      <w:r>
+        <w:t xml:space="preserve"> </w:t>
+      </w:r>
+      <w:r>
+        <w:t xml:space="preserve">ECONOMIA:</w:t>
+      </w:r>
+      <w:r>
+        <w:t xml:space="preserve"> </w:t>
+      </w:r>
+      <w:r>
+        <w:t xml:space="preserve">- cz!work - trabaja cada hora y gana monedas; cz!daily, cz!gamble y cz!slot para mas</w:t>
+      </w:r>
+      <w:r>
+        <w:t xml:space="preserve"> </w:t>
+      </w:r>
+      <w:r>
+        <w:t xml:space="preserve">- cz!coin emoji/nombre - personaliza la moneda del servidor (tambien en el dashboard)</w:t>
+      </w:r>
+      <w:r>
+        <w:t xml:space="preserve"> </w:t>
+      </w:r>
+      <w:r>
+        <w:t xml:space="preserve">- Drops: dinero que cae en un canal con boton</w:t>
+      </w:r>
+      <w:r>
+        <w:t xml:space="preserve"> </w:t>
+      </w:r>
+      <w:r>
+        <w:t xml:space="preserve">“Reclamar”</w:t>
+      </w:r>
+      <w:r>
+        <w:t xml:space="preserve"> </w:t>
+      </w:r>
+      <w:r>
+        <w:t xml:space="preserve">(free: 3/dia; Premium: ilimitados)</w:t>
+      </w:r>
+    </w:p>
+    <w:p>
+      <w:pPr>
+        <w:pStyle w:val="BodyText"/>
+      </w:pPr>
+      <w:r>
+        <w:t xml:space="preserve">ALIANZAS (cz!alliance):</w:t>
+      </w:r>
+      <w:r>
+        <w:t xml:space="preserve"> </w:t>
+      </w:r>
+      <w:r>
+        <w:t xml:space="preserve">- Canal dedicado: publica el link de un servidor y gana puntos de alianza (cz!alliance top)</w:t>
+      </w:r>
+      <w:r>
+        <w:t xml:space="preserve"> </w:t>
+      </w:r>
+      <w:r>
+        <w:t xml:space="preserve">- Cooldown por usuario, deteccion de servidores repetidos, filtros de palabras y servidores con sancion (mute/kick/ban), bloqueo de servidores +18</w:t>
+      </w:r>
+      <w:r>
+        <w:t xml:space="preserve"> </w:t>
+      </w:r>
+      <w:r>
+        <w:t xml:space="preserve">- Recompensas por puntos: roles y monedas automaticas al alcanzar umbrales</w:t>
+      </w:r>
+    </w:p>
+    <w:p>
+      <w:pPr>
+        <w:pStyle w:val="BodyText"/>
+      </w:pPr>
+      <w:r>
+        <w:t xml:space="preserve">TICKETS (cz!tickets):</w:t>
+      </w:r>
+      <w:r>
+        <w:t xml:space="preserve"> </w:t>
+      </w:r>
+      <w:r>
+        <w:t xml:space="preserve">- Panel con categorias (soporte, postulaciones…), formularios previos opcionales y canales privados</w:t>
+      </w:r>
+      <w:r>
+        <w:t xml:space="preserve"> </w:t>
+      </w:r>
+      <w:r>
+        <w:t xml:space="preserve">- Botones Reclamar/Cerrar, registro en canal de logs y auto-borrado al cerrar</w:t>
+      </w:r>
+      <w:r>
+        <w:t xml:space="preserve"> </w:t>
+      </w:r>
+      <w:r>
+        <w:t xml:space="preserve">- Cada categoria puede otorgar un rol al abrir el ticket y tener su propio embed/color</w:t>
+      </w:r>
+    </w:p>
+    <w:p>
+      <w:pPr>
+        <w:pStyle w:val="BodyText"/>
+      </w:pPr>
+      <w:r>
+        <w:t xml:space="preserve">COMUNIDAD:</w:t>
+      </w:r>
+      <w:r>
+        <w:t xml:space="preserve"> </w:t>
+      </w:r>
+      <w:r>
+        <w:t xml:space="preserve">- cz!invites - puntos por invitar con top y recompensas por umbral</w:t>
+      </w:r>
+      <w:r>
+        <w:t xml:space="preserve"> </w:t>
+      </w:r>
+      <w:r>
+        <w:t xml:space="preserve">- cz!starboard - mensajes destacados por reacciones</w:t>
+      </w:r>
+      <w:r>
+        <w:t xml:space="preserve"> </w:t>
+      </w:r>
+      <w:r>
+        <w:t xml:space="preserve">- cz!privatevc - canales de voz privados con panel (bloquear/ocultar/eliminar)</w:t>
+      </w:r>
+      <w:r>
+        <w:t xml:space="preserve"> </w:t>
+      </w:r>
+      <w:r>
+        <w:t xml:space="preserve">- cz!nitro - reenvia emojis externos sin Nitro via webhook</w:t>
+      </w:r>
+      <w:r>
+        <w:t xml:space="preserve"> </w:t>
+      </w:r>
+      <w:r>
+        <w:t xml:space="preserve">- cz!marry / cz!divorce / cz!partner - sistema social de matrimonios</w:t>
+      </w:r>
+      <w:r>
+        <w:t xml:space="preserve"> </w:t>
+      </w:r>
+      <w:r>
+        <w:t xml:space="preserve">- cz!welcome / cz!goodbye - bienvenidas y despedidas personalizables con variables</w:t>
+      </w:r>
+    </w:p>
+    <w:p>
+      <w:pPr>
+        <w:pStyle w:val="BodyText"/>
+      </w:pPr>
+      <w:r>
+        <w:t xml:space="preserve">MODERACION:</w:t>
+      </w:r>
+      <w:r>
+        <w:t xml:space="preserve"> </w:t>
+      </w:r>
+      <w:r>
+        <w:t xml:space="preserve">- Automod: enlaces, invitaciones, mayusculas, palabras prohibidas, spam (repetidos) y flood (rafaga)</w:t>
+      </w:r>
+      <w:r>
+        <w:t xml:space="preserve"> </w:t>
+      </w:r>
+      <w:r>
+        <w:t xml:space="preserve">- cz!cooldown - limite</w:t>
+      </w:r>
+      <w:r>
+        <w:t xml:space="preserve"> </w:t>
+      </w:r>
+      <w:r>
+        <w:t xml:space="preserve">“espera X segundos”</w:t>
+      </w:r>
+      <w:r>
+        <w:t xml:space="preserve"> </w:t>
+      </w:r>
+      <w:r>
+        <w:t xml:space="preserve">por comando</w:t>
+      </w:r>
+    </w:p>
+    <w:p>
+      <w:pPr>
+        <w:pStyle w:val="BodyText"/>
+      </w:pPr>
+      <w:r>
+        <w:t xml:space="preserve">DASHBOARD:</w:t>
+      </w:r>
+      <w:r>
+        <w:t xml:space="preserve"> </w:t>
+      </w:r>
+      <w:r>
+        <w:t xml:space="preserve">- Nuevas secciones: Economia, Comunidad, Automod, Alianzas y Tickets</w:t>
+      </w:r>
+      <w:r>
+        <w:t xml:space="preserve"> </w:t>
+      </w:r>
+      <w:r>
+        <w:t xml:space="preserve">- QuickHelp: boton</w:t>
+      </w:r>
+      <w:r>
+        <w:t xml:space="preserve"> </w:t>
+      </w:r>
+      <w:r>
+        <w:t xml:space="preserve">“?”</w:t>
+      </w:r>
+      <w:r>
+        <w:t xml:space="preserve"> </w:t>
+      </w:r>
+      <w:r>
+        <w:t xml:space="preserve">en cada seccion con los comandos de esa opcion y para que sirven</w:t>
+      </w:r>
+      <w:r>
+        <w:t xml:space="preserve"> </w:t>
+      </w:r>
+      <w:r>
+        <w:t xml:space="preserve">- Roles por nivel configurables desde Niveles (cz!levelconfig role)</w:t>
+      </w:r>
+    </w:p>
+    <w:p>
+      <w:pPr>
+        <w:pStyle w:val="BodyText"/>
+      </w:pPr>
+      <w:r>
+        <w:t xml:space="preserve">[ENGLISH]</w:t>
+      </w:r>
+      <w:r>
+        <w:t xml:space="preserve"> </w:t>
+      </w:r>
+      <w:r>
+        <w:t xml:space="preserve">ECONOMY:</w:t>
+      </w:r>
+      <w:r>
+        <w:t xml:space="preserve"> </w:t>
+      </w:r>
+      <w:r>
+        <w:t xml:space="preserve">- cz!work - work hourly for coins; cz!daily, cz!gamble and cz!slot for more</w:t>
+      </w:r>
+      <w:r>
+        <w:t xml:space="preserve"> </w:t>
+      </w:r>
+      <w:r>
+        <w:t xml:space="preserve">- cz!coin emoji/name - customize the server currency (also in the dashboard)</w:t>
+      </w:r>
+      <w:r>
+        <w:t xml:space="preserve"> </w:t>
+      </w:r>
+      <w:r>
+        <w:t xml:space="preserve">- Drops: money falls in a channel with a</w:t>
+      </w:r>
+      <w:r>
+        <w:t xml:space="preserve"> </w:t>
+      </w:r>
+      <w:r>
+        <w:t xml:space="preserve">“Claim”</w:t>
+      </w:r>
+      <w:r>
+        <w:t xml:space="preserve"> </w:t>
+      </w:r>
+      <w:r>
+        <w:t xml:space="preserve">button (free: 3/day; Premium: unlimited)</w:t>
+      </w:r>
+    </w:p>
+    <w:p>
+      <w:pPr>
+        <w:pStyle w:val="BodyText"/>
+      </w:pPr>
+      <w:r>
+        <w:t xml:space="preserve">ALLIANCES (cz!alliance):</w:t>
+      </w:r>
+      <w:r>
+        <w:t xml:space="preserve"> </w:t>
+      </w:r>
+      <w:r>
+        <w:t xml:space="preserve">- Dedicated channel: post a server link and earn alliance points (cz!alliance top)</w:t>
+      </w:r>
+      <w:r>
+        <w:t xml:space="preserve"> </w:t>
+      </w:r>
+      <w:r>
+        <w:t xml:space="preserve">- Per-user cooldown, duplicate detection, word/server filters with sanctions (mute/kick/ban), +18 server blocking</w:t>
+      </w:r>
+      <w:r>
+        <w:t xml:space="preserve"> </w:t>
+      </w:r>
+      <w:r>
+        <w:t xml:space="preserve">- Point rewards: automatic roles and money at thresholds</w:t>
+      </w:r>
+    </w:p>
+    <w:p>
+      <w:pPr>
+        <w:pStyle w:val="BodyText"/>
+      </w:pPr>
+      <w:r>
+        <w:t xml:space="preserve">TICKETS (cz!tickets):</w:t>
+      </w:r>
+      <w:r>
+        <w:t xml:space="preserve"> </w:t>
+      </w:r>
+      <w:r>
+        <w:t xml:space="preserve">- Panel with categories (support, applications…), optional forms and private channels</w:t>
+      </w:r>
+      <w:r>
+        <w:t xml:space="preserve"> </w:t>
+      </w:r>
+      <w:r>
+        <w:t xml:space="preserve">- Claim/Close buttons, log channel and auto-delete on close</w:t>
+      </w:r>
+      <w:r>
+        <w:t xml:space="preserve"> </w:t>
+      </w:r>
+      <w:r>
+        <w:t xml:space="preserve">- Each category can grant a role on open and have its own embed/color</w:t>
+      </w:r>
+    </w:p>
+    <w:p>
+      <w:pPr>
+        <w:pStyle w:val="BodyText"/>
+      </w:pPr>
+      <w:r>
+        <w:t xml:space="preserve">COMMUNITY:</w:t>
+      </w:r>
+      <w:r>
+        <w:t xml:space="preserve"> </w:t>
+      </w:r>
+      <w:r>
+        <w:t xml:space="preserve">- cz!invites - invite points with leaderboard and threshold rewards</w:t>
+      </w:r>
+      <w:r>
+        <w:t xml:space="preserve"> </w:t>
+      </w:r>
+      <w:r>
+        <w:t xml:space="preserve">- cz!starboard - highlighted messages by reactions</w:t>
+      </w:r>
+      <w:r>
+        <w:t xml:space="preserve"> </w:t>
+      </w:r>
+      <w:r>
+        <w:t xml:space="preserve">- cz!privatevc - private voice channels with panel (lock/hide/delete)</w:t>
+      </w:r>
+      <w:r>
+        <w:t xml:space="preserve"> </w:t>
+      </w:r>
+      <w:r>
+        <w:t xml:space="preserve">- cz!nitro - reposts external emojis without Nitro via webhook</w:t>
+      </w:r>
+      <w:r>
+        <w:t xml:space="preserve"> </w:t>
+      </w:r>
+      <w:r>
+        <w:t xml:space="preserve">- cz!marry / cz!divorce / cz!partner - social marriage system</w:t>
+      </w:r>
+      <w:r>
+        <w:t xml:space="preserve"> </w:t>
+      </w:r>
+      <w:r>
+        <w:t xml:space="preserve">- cz!welcome / cz!goodbye - customizable welcomes and goodbyes with variables</w:t>
+      </w:r>
+    </w:p>
+    <w:p>
+      <w:pPr>
+        <w:pStyle w:val="BodyText"/>
+      </w:pPr>
+      <w:r>
+        <w:t xml:space="preserve">MODERATION:</w:t>
+      </w:r>
+      <w:r>
+        <w:t xml:space="preserve"> </w:t>
+      </w:r>
+      <w:r>
+        <w:t xml:space="preserve">- Automod: links, invites, caps, banned words, spam (repeats) and flood (burst)</w:t>
+      </w:r>
+      <w:r>
+        <w:t xml:space="preserve"> </w:t>
+      </w:r>
+      <w:r>
+        <w:t xml:space="preserve">- cz!cooldown -</w:t>
+      </w:r>
+      <w:r>
+        <w:t xml:space="preserve"> </w:t>
+      </w:r>
+      <w:r>
+        <w:t xml:space="preserve">“wait X seconds”</w:t>
+      </w:r>
+      <w:r>
+        <w:t xml:space="preserve"> </w:t>
+      </w:r>
+      <w:r>
+        <w:t xml:space="preserve">limit per command</w:t>
+      </w:r>
+    </w:p>
+    <w:p>
+      <w:pPr>
+        <w:pStyle w:val="BodyText"/>
+      </w:pPr>
+      <w:r>
+        <w:t xml:space="preserve">DASHBOARD:</w:t>
+      </w:r>
+      <w:r>
+        <w:t xml:space="preserve"> </w:t>
+      </w:r>
+      <w:r>
+        <w:t xml:space="preserve">- New sections: Economy, Community, Automod, Alliances and Tickets</w:t>
+      </w:r>
+      <w:r>
+        <w:t xml:space="preserve"> </w:t>
+      </w:r>
+      <w:r>
+        <w:t xml:space="preserve">- QuickHelp:</w:t>
+      </w:r>
+      <w:r>
+        <w:t xml:space="preserve"> </w:t>
+      </w:r>
+      <w:r>
+        <w:t xml:space="preserve">“?”</w:t>
+      </w:r>
+      <w:r>
+        <w:t xml:space="preserve"> </w:t>
+      </w:r>
+      <w:r>
+        <w:t xml:space="preserve">button in every section showing its commands and what they do</w:t>
+      </w:r>
+      <w:r>
+        <w:t xml:space="preserve"> </w:t>
+      </w:r>
+      <w:r>
+        <w:t xml:space="preserve">- Per-level roles configurable from Levels (cz!levelconfig role)</w:t>
+      </w:r>
+    </w:p>
     <w:sectPr>
       <w:footnotePr>
         <w:numRestart w:val="eachSect"/>
@@ -384,6 +936,66 @@
     </w:lvlOverride>
   </w:num>
   <w:num w:numId="1002">
+    <w:abstractNumId w:val="99411"/>
+    <w:lvlOverride w:ilvl="0">
+      <w:startOverride w:val="1"/>
+    </w:lvlOverride>
+    <w:lvlOverride w:ilvl="1">
+      <w:startOverride w:val="1"/>
+    </w:lvlOverride>
+    <w:lvlOverride w:ilvl="2">
+      <w:startOverride w:val="1"/>
+    </w:lvlOverride>
+    <w:lvlOverride w:ilvl="3">
+      <w:startOverride w:val="1"/>
+    </w:lvlOverride>
+    <w:lvlOverride w:ilvl="4">
+      <w:startOverride w:val="1"/>
+    </w:lvlOverride>
+    <w:lvlOverride w:ilvl="5">
+      <w:startOverride w:val="1"/>
+    </w:lvlOverride>
+    <w:lvlOverride w:ilvl="6">
+      <w:startOverride w:val="1"/>
+    </w:lvlOverride>
+    <w:lvlOverride w:ilvl="7">
+      <w:startOverride w:val="1"/>
+    </w:lvlOverride>
+    <w:lvlOverride w:ilvl="8">
+      <w:startOverride w:val="1"/>
+    </w:lvlOverride>
+  </w:num>
+  <w:num w:numId="1003">
+    <w:abstractNumId w:val="99411"/>
+    <w:lvlOverride w:ilvl="0">
+      <w:startOverride w:val="1"/>
+    </w:lvlOverride>
+    <w:lvlOverride w:ilvl="1">
+      <w:startOverride w:val="1"/>
+    </w:lvlOverride>
+    <w:lvlOverride w:ilvl="2">
+      <w:startOverride w:val="1"/>
+    </w:lvlOverride>
+    <w:lvlOverride w:ilvl="3">
+      <w:startOverride w:val="1"/>
+    </w:lvlOverride>
+    <w:lvlOverride w:ilvl="4">
+      <w:startOverride w:val="1"/>
+    </w:lvlOverride>
+    <w:lvlOverride w:ilvl="5">
+      <w:startOverride w:val="1"/>
+    </w:lvlOverride>
+    <w:lvlOverride w:ilvl="6">
+      <w:startOverride w:val="1"/>
+    </w:lvlOverride>
+    <w:lvlOverride w:ilvl="7">
+      <w:startOverride w:val="1"/>
+    </w:lvlOverride>
+    <w:lvlOverride w:ilvl="8">
+      <w:startOverride w:val="1"/>
+    </w:lvlOverride>
+  </w:num>
+  <w:num w:numId="1004">
     <w:abstractNumId w:val="99411"/>
     <w:lvlOverride w:ilvl="0">
       <w:startOverride w:val="1"/>
